--- a/Docs/SecurityDocs/SD16-AGREEMENT FOR PLEDGE OF SECURITIES.docx
+++ b/Docs/SecurityDocs/SD16-AGREEMENT FOR PLEDGE OF SECURITIES.docx
@@ -1,6 +1,6 @@
 
 <file path=word/document.xml><?xml version="1.0" encoding="utf-8"?>
-<w:document xmlns:wpc="http://schemas.microsoft.com/office/word/2010/wordprocessingCanvas" xmlns:cx="http://schemas.microsoft.com/office/drawing/2014/chartex" xmlns:cx1="http://schemas.microsoft.com/office/drawing/2015/9/8/chartex" xmlns:cx2="http://schemas.microsoft.com/office/drawing/2015/10/21/chartex" xmlns:cx3="http://schemas.microsoft.com/office/drawing/2016/5/9/chartex" xmlns:cx4="http://schemas.microsoft.com/office/drawing/2016/5/10/chartex" xmlns:cx5="http://schemas.microsoft.com/office/drawing/2016/5/11/chartex" xmlns:cx6="http://schemas.microsoft.com/office/drawing/2016/5/12/chartex" xmlns:cx7="http://schemas.microsoft.com/office/drawing/2016/5/13/chartex" xmlns:cx8="http://schemas.microsoft.com/office/drawing/2016/5/14/chartex" xmlns:mc="http://schemas.openxmlformats.org/markup-compatibility/2006" xmlns:aink="http://schemas.microsoft.com/office/drawing/2016/ink" xmlns:am3d="http://schemas.microsoft.com/office/drawing/2017/model3d" xmlns:o="urn:schemas-microsoft-com:office:office" xmlns:oel="http://schemas.microsoft.com/office/2019/extlst" xmlns:r="http://schemas.openxmlformats.org/officeDocument/2006/relationships" xmlns:m="http://schemas.openxmlformats.org/officeDocument/2006/math" xmlns:v="urn:schemas-microsoft-com:vml" xmlns:wp14="http://schemas.microsoft.com/office/word/2010/wordprocessingDrawing" xmlns:wp="http://schemas.openxmlformats.org/drawingml/2006/wordprocessingDrawing" xmlns:w10="urn:schemas-microsoft-com:office:word" xmlns:w="http://schemas.openxmlformats.org/wordprocessingml/2006/main" xmlns:w14="http://schemas.microsoft.com/office/word/2010/wordml" xmlns:w15="http://schemas.microsoft.com/office/word/2012/wordml" xmlns:w16cei="http://schemas.microsoft.com/office/word/2026/wordml/cei" xmlns:w16cex="http://schemas.microsoft.com/office/word/2018/wordml/cex" xmlns:w16cid="http://schemas.microsoft.com/office/word/2016/wordml/cid" xmlns:w16="http://schemas.microsoft.com/office/word/2018/wordml" xmlns:w16du="http://schemas.microsoft.com/office/word/2023/wordml/word16du" xmlns:w16sdtdh="http://schemas.microsoft.com/office/word/2020/wordml/sdtdatahash" xmlns:w16sdtfl="http://schemas.microsoft.com/office/word/2024/wordml/sdtformatlock" xmlns:w16se="http://schemas.microsoft.com/office/word/2015/wordml/symex" xmlns:wpg="http://schemas.microsoft.com/office/word/2010/wordprocessingGroup" xmlns:wpi="http://schemas.microsoft.com/office/word/2010/wordprocessingInk" xmlns:wne="http://schemas.microsoft.com/office/word/2006/wordml" xmlns:wps="http://schemas.microsoft.com/office/word/2010/wordprocessingShape" mc:Ignorable="w14 w15 w16se w16cid w16 w16cex w16sdtdh w16sdtfl w16du wp14">
+<w:document xmlns:wpc="http://schemas.microsoft.com/office/word/2010/wordprocessingCanvas" xmlns:cx="http://schemas.microsoft.com/office/drawing/2014/chartex" xmlns:cx1="http://schemas.microsoft.com/office/drawing/2015/9/8/chartex" xmlns:cx2="http://schemas.microsoft.com/office/drawing/2015/10/21/chartex" xmlns:cx3="http://schemas.microsoft.com/office/drawing/2016/5/9/chartex" xmlns:cx4="http://schemas.microsoft.com/office/drawing/2016/5/10/chartex" xmlns:cx5="http://schemas.microsoft.com/office/drawing/2016/5/11/chartex" xmlns:cx6="http://schemas.microsoft.com/office/drawing/2016/5/12/chartex" xmlns:cx7="http://schemas.microsoft.com/office/drawing/2016/5/13/chartex" xmlns:cx8="http://schemas.microsoft.com/office/drawing/2016/5/14/chartex" xmlns:mc="http://schemas.openxmlformats.org/markup-compatibility/2006" xmlns:aink="http://schemas.microsoft.com/office/drawing/2016/ink" xmlns:am3d="http://schemas.microsoft.com/office/drawing/2017/model3d" xmlns:o="urn:schemas-microsoft-com:office:office" xmlns:oel="http://schemas.microsoft.com/office/2019/extlst" xmlns:r="http://schemas.openxmlformats.org/officeDocument/2006/relationships" xmlns:m="http://schemas.openxmlformats.org/officeDocument/2006/math" xmlns:v="urn:schemas-microsoft-com:vml" xmlns:wp14="http://schemas.microsoft.com/office/word/2010/wordprocessingDrawing" xmlns:wp="http://schemas.openxmlformats.org/drawingml/2006/wordprocessingDrawing" xmlns:w10="urn:schemas-microsoft-com:office:word" xmlns:w="http://schemas.openxmlformats.org/wordprocessingml/2006/main" xmlns:w14="http://schemas.microsoft.com/office/word/2010/wordml" xmlns:w15="http://schemas.microsoft.com/office/word/2012/wordml" xmlns:w16cex="http://schemas.microsoft.com/office/word/2018/wordml/cex" xmlns:w16cid="http://schemas.microsoft.com/office/word/2016/wordml/cid" xmlns:w16="http://schemas.microsoft.com/office/word/2018/wordml" xmlns:w16du="http://schemas.microsoft.com/office/word/2023/wordml/word16du" xmlns:w16sdtdh="http://schemas.microsoft.com/office/word/2020/wordml/sdtdatahash" xmlns:w16sdtfl="http://schemas.microsoft.com/office/word/2024/wordml/sdtformatlock" xmlns:w16se="http://schemas.microsoft.com/office/word/2015/wordml/symex" xmlns:wpg="http://schemas.microsoft.com/office/word/2010/wordprocessingGroup" xmlns:wpi="http://schemas.microsoft.com/office/word/2010/wordprocessingInk" xmlns:wne="http://schemas.microsoft.com/office/word/2006/wordml" xmlns:wps="http://schemas.microsoft.com/office/word/2010/wordprocessingShape" mc:Ignorable="w14 w15 w16se w16cid w16 w16cex w16sdtdh w16sdtfl w16du wp14">
   <w:body>
     <w:p>
       <w:pPr>
@@ -33,7 +33,14 @@
         <w:t xml:space="preserve">BRANCH </w:t>
       </w:r>
       <w:r>
-        <w:t xml:space="preserve">{{BRANCH_NAME}} </w:t>
+        <w:rPr>
+          <w:b/>
+          <w:bCs/>
+        </w:rPr>
+        <w:t>{{BRANCH_NAME}}</w:t>
+      </w:r>
+      <w:r>
+        <w:t xml:space="preserve"> </w:t>
       </w:r>
     </w:p>
     <w:p/>
@@ -69,7 +76,7 @@
     </w:p>
     <w:p>
       <w:pPr>
-        <w:ind w:left="1276"/>
+        <w:ind w:left="567"/>
         <w:jc w:val="both"/>
       </w:pPr>
       <w:r>
@@ -78,7 +85,7 @@
     </w:p>
     <w:p>
       <w:pPr>
-        <w:ind w:left="1276"/>
+        <w:ind w:left="567"/>
         <w:jc w:val="both"/>
       </w:pPr>
       <w:r>
@@ -87,25 +94,70 @@
     </w:p>
     <w:p>
       <w:pPr>
-        <w:ind w:left="1701"/>
+        <w:ind w:left="567"/>
         <w:jc w:val="both"/>
+      </w:pPr>
+      <w:proofErr w:type="spellStart"/>
+      <w:r>
+        <w:t>i</w:t>
+      </w:r>
+      <w:proofErr w:type="spellEnd"/>
+      <w:r>
+        <w:t xml:space="preserve">) </w:t>
+      </w:r>
+      <w:r>
         <w:rPr>
           <w:b/>
           <w:bCs/>
         </w:rPr>
-      </w:pPr>
+        <w:t>{{</w:t>
+      </w:r>
       <w:r>
         <w:rPr>
           <w:b/>
           <w:bCs/>
         </w:rPr>
-        <w:t xml:space="preserve">i) {{INTEREST_RATE}} percentage per annum with {{INTEREST_RESTS}} rests </w:t>
-      </w:r>
-    </w:p>
-    <w:p>
-      <w:pPr>
-        <w:ind w:left="1701"/>
-        <w:jc w:val="both"/>
+        <w:t>FIXED_</w:t>
+      </w:r>
+      <w:r>
+        <w:rPr>
+          <w:b/>
+          <w:bCs/>
+        </w:rPr>
+        <w:t>INTEREST_RATE}}</w:t>
+      </w:r>
+      <w:r>
+        <w:t xml:space="preserve"> percentage per annum with </w:t>
+      </w:r>
+      <w:r>
+        <w:rPr>
+          <w:b/>
+          <w:bCs/>
+        </w:rPr>
+        <w:t>{{</w:t>
+      </w:r>
+      <w:r>
+        <w:rPr>
+          <w:b/>
+          <w:bCs/>
+        </w:rPr>
+        <w:t>FIXED_</w:t>
+      </w:r>
+      <w:r>
+        <w:rPr>
+          <w:b/>
+          <w:bCs/>
+        </w:rPr>
+        <w:t>INTEREST_RESTS}}</w:t>
+      </w:r>
+      <w:r>
+        <w:t xml:space="preserve"> rests </w:t>
+      </w:r>
+    </w:p>
+    <w:p>
+      <w:pPr>
+        <w:ind w:left="567"/>
+        <w:jc w:val="center"/>
         <w:rPr>
           <w:b/>
           <w:bCs/>
@@ -121,25 +173,67 @@
     </w:p>
     <w:p>
       <w:pPr>
-        <w:ind w:left="1701"/>
+        <w:ind w:left="567"/>
         <w:jc w:val="both"/>
+      </w:pPr>
+      <w:r>
+        <w:t xml:space="preserve">ii) </w:t>
+      </w:r>
+      <w:r>
         <w:rPr>
           <w:b/>
           <w:bCs/>
         </w:rPr>
-      </w:pPr>
+        <w:t>{{MCLR</w:t>
+      </w:r>
       <w:r>
         <w:rPr>
           <w:b/>
           <w:bCs/>
         </w:rPr>
-        <w:t xml:space="preserve">ii) {{MCLR_RATE}} % per annum being the applicable Bank's lending rate / 1 yr/2Yr/3Yr/6M/3M/1M/Overnight MCLR rate which is {{MCLR_CURRENT_RATE}} % per annum at present plus spread of {{MCLR_SPREAD_RATE}} % per monthly/quarterly/half Yearly / Annual rests </w:t>
-      </w:r>
-    </w:p>
-    <w:p>
-      <w:pPr>
-        <w:ind w:left="1701"/>
-        <w:jc w:val="both"/>
+        <w:t>_APPLICABLE</w:t>
+      </w:r>
+      <w:r>
+        <w:rPr>
+          <w:b/>
+          <w:bCs/>
+        </w:rPr>
+        <w:t>_RATE}}</w:t>
+      </w:r>
+      <w:r>
+        <w:t xml:space="preserve"> % per annum being the applicable Bank's lending rate/ 1 yr/2Yr/3Yr/6M/3M/1M/Overnight </w:t>
+      </w:r>
+      <w:r>
+        <w:t xml:space="preserve">- </w:t>
+      </w:r>
+      <w:r>
+        <w:t xml:space="preserve">MCLR rate which is </w:t>
+      </w:r>
+      <w:r>
+        <w:rPr>
+          <w:b/>
+          <w:bCs/>
+        </w:rPr>
+        <w:t>{{MCLR_CURRENT_RATE}}</w:t>
+      </w:r>
+      <w:r>
+        <w:t xml:space="preserve"> % per annum at present plus spread of </w:t>
+      </w:r>
+      <w:r>
+        <w:rPr>
+          <w:b/>
+          <w:bCs/>
+        </w:rPr>
+        <w:t xml:space="preserve">{{MCLR_SPREAD_RATE}} </w:t>
+      </w:r>
+      <w:r>
+        <w:t xml:space="preserve">% per monthly/quarterly/Half Yearly / Annual rests </w:t>
+      </w:r>
+    </w:p>
+    <w:p>
+      <w:pPr>
+        <w:ind w:left="567"/>
+        <w:jc w:val="center"/>
         <w:rPr>
           <w:b/>
           <w:bCs/>
@@ -155,47 +249,92 @@
     </w:p>
     <w:p>
       <w:pPr>
-        <w:ind w:left="1701"/>
+        <w:ind w:left="567"/>
         <w:jc w:val="both"/>
+      </w:pPr>
+      <w:r>
+        <w:t xml:space="preserve">iii) </w:t>
+      </w:r>
+      <w:r>
         <w:rPr>
           <w:b/>
           <w:bCs/>
         </w:rPr>
-      </w:pPr>
+        <w:t>{{</w:t>
+      </w:r>
       <w:r>
         <w:rPr>
           <w:b/>
           <w:bCs/>
         </w:rPr>
-        <w:t xml:space="preserve">iii) {{INTEREST_RATE}} % per annum being EBLR rate (comprising of RBI Repo Rate and Spread) which is {{EBLR_RATE}} % per annum at </w:t>
+        <w:t>EBLR_APPLICABLE</w:t>
       </w:r>
       <w:r>
         <w:rPr>
           <w:b/>
           <w:bCs/>
         </w:rPr>
-        <w:lastRenderedPageBreak/>
-        <w:t xml:space="preserve">present plus Premium of {{EBLR_PREMIUM_RATE}} % at present compounded monthly/quarterly/half Yearly / annually </w:t>
-      </w:r>
-      <w:r>
-        <w:rPr>
-          <w:b/>
-          <w:bCs/>
-          <w:u w:val="single"/>
-        </w:rPr>
-        <w:t>("Spread" means the rate chargeable to the Borrower by the Bank to cover its costs and shall comprise of operating cost and capital charge. "Premium" means the rate chargeable to the Borrower by the Bank based on the yearly credit assessment/rating of the Borrower and shall comprises of credit risk premium and strategic premium</w:t>
+        <w:t>_RATE}}</w:t>
+      </w:r>
+      <w:r>
+        <w:t xml:space="preserve"> % per annum being EBLR rate (comprising of RBI Repo Rate and Spread) which is </w:t>
       </w:r>
       <w:r>
         <w:rPr>
           <w:b/>
           <w:bCs/>
         </w:rPr>
-        <w:t xml:space="preserve">) </w:t>
-      </w:r>
-    </w:p>
-    <w:p>
-      <w:pPr>
-        <w:ind w:left="1701"/>
+        <w:t>{{EBLR</w:t>
+      </w:r>
+      <w:r>
+        <w:rPr>
+          <w:b/>
+          <w:bCs/>
+        </w:rPr>
+        <w:t>_CURRENT</w:t>
+      </w:r>
+      <w:r>
+        <w:rPr>
+          <w:b/>
+          <w:bCs/>
+        </w:rPr>
+        <w:t>_RATE}}</w:t>
+      </w:r>
+      <w:r>
+        <w:t xml:space="preserve"> % per annum at present plus Premium of </w:t>
+      </w:r>
+      <w:r>
+        <w:rPr>
+          <w:b/>
+          <w:bCs/>
+        </w:rPr>
+        <w:t>{{</w:t>
+      </w:r>
+      <w:r>
+        <w:rPr>
+          <w:b/>
+          <w:bCs/>
+        </w:rPr>
+        <w:t>EBLR_</w:t>
+      </w:r>
+      <w:r>
+        <w:rPr>
+          <w:b/>
+          <w:bCs/>
+        </w:rPr>
+        <w:t xml:space="preserve">PREMIUM_RATE}} </w:t>
+      </w:r>
+      <w:r>
+        <w:t xml:space="preserve">% at present compounded </w:t>
+      </w:r>
+      <w:r>
+        <w:lastRenderedPageBreak/>
+        <w:t xml:space="preserve">monthly/quarterly/half yearly/annually ("Spread" means the rate chargeable to the Borrower by the Bank to cover its costs and shall comprise of operating cost and capital charge. "Premium" means the rate chargeable to the Borrower by the Bank based on the yearly credit assessment/rating of the Borrower and shall comprises of credit risk premium and strategic premium) </w:t>
+      </w:r>
+    </w:p>
+    <w:p>
+      <w:pPr>
+        <w:ind w:left="567"/>
         <w:jc w:val="both"/>
         <w:rPr>
           <w:b/>
@@ -221,34 +360,42 @@
     </w:p>
     <w:p>
       <w:pPr>
-        <w:ind w:left="1276"/>
+        <w:ind w:left="567"/>
+        <w:jc w:val="center"/>
+        <w:rPr>
+          <w:b/>
+          <w:bCs/>
+        </w:rPr>
+      </w:pPr>
+      <w:r>
+        <w:rPr>
+          <w:b/>
+          <w:bCs/>
+        </w:rPr>
+        <w:t>or</w:t>
+      </w:r>
+    </w:p>
+    <w:p>
+      <w:pPr>
+        <w:ind w:left="567"/>
         <w:jc w:val="both"/>
       </w:pPr>
       <w:r>
-        <w:t>or</w:t>
-      </w:r>
-    </w:p>
-    <w:p>
-      <w:pPr>
-        <w:ind w:left="1276"/>
+        <w:t xml:space="preserve">at such other revised rate/s as may be prescribed by the Bank from time to time depending upon the changes in the interest Rate of the Bank or change of policy of the Bank or directives of Reserve Bank of India from time to time and any notice on Bank's website or the Notice Board of the Branch of the Bank of such revision shall be a sufficient notice to me/us. </w:t>
+      </w:r>
+    </w:p>
+    <w:p>
+      <w:pPr>
+        <w:ind w:left="567"/>
         <w:jc w:val="both"/>
       </w:pPr>
       <w:r>
-        <w:t xml:space="preserve">at such other revised rate/s as may be prescribed by the Bank from time to time depending upon the changes in the interest Rate of the Bank or change of policy of the Bank or directives of Reserve Bank of India from time to time and any notice on Bank's website or the Notice Board of the Branch of the Bank of such revision shall be a sufficient notice to me/us. </w:t>
-      </w:r>
-    </w:p>
-    <w:p>
-      <w:pPr>
-        <w:ind w:left="1276"/>
-        <w:jc w:val="both"/>
-      </w:pPr>
-      <w:r>
         <w:t xml:space="preserve">(c) All expenses which may be incurred by the Bank in preserving, protecting selling or attempting to sell and realising the said securities or any of them. </w:t>
       </w:r>
     </w:p>
     <w:p>
       <w:pPr>
-        <w:ind w:left="1276"/>
+        <w:ind w:left="567"/>
         <w:jc w:val="both"/>
       </w:pPr>
       <w:r>
@@ -316,11 +463,11 @@
         <w:jc w:val="both"/>
       </w:pPr>
       <w:r>
-        <w:t xml:space="preserve">The Bank may out of the proceeds of sale of the said securities retain all monies owing by me in my / our said current, loan or cash credit account with the Bank </w:t>
+        <w:t xml:space="preserve">The Bank may out of the proceeds of sale of the said securities retain all monies owing by me in my / our said current, loan or cash credit account with the Bank and also all costs and expenses incurred in relation to the said sale, the surplus (if </w:t>
       </w:r>
       <w:r>
         <w:lastRenderedPageBreak/>
-        <w:t xml:space="preserve">and also all costs and expenses incurred in relation to the said sale, the surplus (if any) being paid to me/us, and the deficiency (if any) being made good by me/ us to the Bank on demand. </w:t>
+        <w:t xml:space="preserve">any) being paid to me/us, and the deficiency (if any) being made good by me/ us to the Bank on demand. </w:t>
       </w:r>
     </w:p>
     <w:p>
@@ -332,7 +479,15 @@
         <w:jc w:val="both"/>
       </w:pPr>
       <w:r>
-        <w:t xml:space="preserve">I / We hereby agree to execute on demand by the Bank such further documents as may be required by the Bank to vest the said securities or any of them in the Bank and to render the same readily saleable, transferable / realisable by the Bank at anytime. </w:t>
+        <w:t xml:space="preserve">I / We hereby agree to execute on demand by the Bank such further documents as may be required by the Bank to vest the said securities or any of them in the Bank and to render the same readily saleable, transferable / realisable by the Bank at </w:t>
+      </w:r>
+      <w:proofErr w:type="spellStart"/>
+      <w:r>
+        <w:t>anytime</w:t>
+      </w:r>
+      <w:proofErr w:type="spellEnd"/>
+      <w:r>
+        <w:t xml:space="preserve">. </w:t>
       </w:r>
     </w:p>
     <w:p>
@@ -392,6 +547,25 @@
       <w:pPr>
         <w:jc w:val="right"/>
       </w:pPr>
+    </w:p>
+    <w:p>
+      <w:pPr>
+        <w:jc w:val="right"/>
+      </w:pPr>
+    </w:p>
+    <w:p>
+      <w:pPr>
+        <w:jc w:val="right"/>
+      </w:pPr>
+    </w:p>
+    <w:p>
+      <w:pPr>
+        <w:jc w:val="right"/>
+        <w:rPr>
+          <w:b/>
+          <w:bCs/>
+        </w:rPr>
+      </w:pPr>
       <w:r>
         <w:t xml:space="preserve">Yours faithfully, </w:t>
       </w:r>
@@ -449,39 +623,11 @@
           <w:bCs/>
         </w:rPr>
       </w:pPr>
-    </w:p>
-    <w:p>
-      <w:pPr>
-        <w:jc w:val="center"/>
+      <w:r>
         <w:rPr>
           <w:b/>
           <w:bCs/>
         </w:rPr>
-      </w:pPr>
-    </w:p>
-    <w:p>
-      <w:pPr>
-        <w:jc w:val="center"/>
-        <w:rPr>
-          <w:b/>
-          <w:bCs/>
-        </w:rPr>
-      </w:pPr>
-    </w:p>
-    <w:p>
-      <w:pPr>
-        <w:jc w:val="center"/>
-        <w:rPr>
-          <w:b/>
-          <w:bCs/>
-        </w:rPr>
-      </w:pPr>
-      <w:r>
-        <w:rPr>
-          <w:b/>
-          <w:bCs/>
-        </w:rPr>
-        <w:lastRenderedPageBreak/>
         <w:t>DESCRIPTION OF PLEDGORS</w:t>
       </w:r>
     </w:p>
@@ -532,6 +678,7 @@
           </w:tcPr>
           <w:p>
             <w:r>
+              <w:lastRenderedPageBreak/>
               <w:t>Sr No</w:t>
             </w:r>
           </w:p>
@@ -680,7 +827,17 @@
             <w:hideMark/>
           </w:tcPr>
           <w:p>
+            <w:pPr>
+              <w:rPr>
+                <w:b/>
+                <w:bCs/>
+              </w:rPr>
+            </w:pPr>
             <w:r>
+              <w:rPr>
+                <w:b/>
+                <w:bCs/>
+              </w:rPr>
               <w:t>1</w:t>
             </w:r>
           </w:p>
@@ -704,17 +861,47 @@
             <w:hideMark/>
           </w:tcPr>
           <w:p>
+            <w:pPr>
+              <w:rPr>
+                <w:b/>
+                <w:bCs/>
+              </w:rPr>
+            </w:pPr>
             <w:r>
+              <w:rPr>
+                <w:b/>
+                <w:bCs/>
+              </w:rPr>
               <w:t>{{BORROWER_NAME}}</w:t>
             </w:r>
           </w:p>
           <w:p>
+            <w:pPr>
+              <w:rPr>
+                <w:b/>
+                <w:bCs/>
+              </w:rPr>
+            </w:pPr>
             <w:r>
+              <w:rPr>
+                <w:b/>
+                <w:bCs/>
+              </w:rPr>
               <w:br/>
             </w:r>
           </w:p>
           <w:p>
+            <w:pPr>
+              <w:rPr>
+                <w:b/>
+                <w:bCs/>
+              </w:rPr>
+            </w:pPr>
             <w:r>
+              <w:rPr>
+                <w:b/>
+                <w:bCs/>
+              </w:rPr>
               <w:t>{{BORROWER_PAN}}</w:t>
             </w:r>
           </w:p>
@@ -738,17 +925,47 @@
             <w:hideMark/>
           </w:tcPr>
           <w:p>
+            <w:pPr>
+              <w:rPr>
+                <w:b/>
+                <w:bCs/>
+              </w:rPr>
+            </w:pPr>
             <w:r>
+              <w:rPr>
+                <w:b/>
+                <w:bCs/>
+              </w:rPr>
               <w:t>{{BORROWER_MOBILE}}</w:t>
             </w:r>
           </w:p>
           <w:p>
+            <w:pPr>
+              <w:rPr>
+                <w:b/>
+                <w:bCs/>
+              </w:rPr>
+            </w:pPr>
             <w:r>
+              <w:rPr>
+                <w:b/>
+                <w:bCs/>
+              </w:rPr>
               <w:br/>
             </w:r>
           </w:p>
           <w:p>
+            <w:pPr>
+              <w:rPr>
+                <w:b/>
+                <w:bCs/>
+              </w:rPr>
+            </w:pPr>
             <w:r>
+              <w:rPr>
+                <w:b/>
+                <w:bCs/>
+              </w:rPr>
               <w:t>{{BORROWER_EMAIL}}</w:t>
             </w:r>
           </w:p>
@@ -772,7 +989,17 @@
             <w:hideMark/>
           </w:tcPr>
           <w:p>
+            <w:pPr>
+              <w:rPr>
+                <w:b/>
+                <w:bCs/>
+              </w:rPr>
+            </w:pPr>
             <w:r>
+              <w:rPr>
+                <w:b/>
+                <w:bCs/>
+              </w:rPr>
               <w:t>{{BORROWER_PRESENT_ADDRESS}}</w:t>
             </w:r>
           </w:p>
@@ -796,7 +1023,17 @@
             <w:hideMark/>
           </w:tcPr>
           <w:p>
+            <w:pPr>
+              <w:rPr>
+                <w:b/>
+                <w:bCs/>
+              </w:rPr>
+            </w:pPr>
             <w:r>
+              <w:rPr>
+                <w:b/>
+                <w:bCs/>
+              </w:rPr>
               <w:t>{{BORROWER_PERMANENT_ADDRESS}}</w:t>
             </w:r>
           </w:p>
@@ -845,7 +1082,17 @@
             <w:hideMark/>
           </w:tcPr>
           <w:p>
+            <w:pPr>
+              <w:rPr>
+                <w:b/>
+                <w:bCs/>
+              </w:rPr>
+            </w:pPr>
             <w:r>
+              <w:rPr>
+                <w:b/>
+                <w:bCs/>
+              </w:rPr>
               <w:t>2</w:t>
             </w:r>
           </w:p>
@@ -869,17 +1116,47 @@
             <w:hideMark/>
           </w:tcPr>
           <w:p>
+            <w:pPr>
+              <w:rPr>
+                <w:b/>
+                <w:bCs/>
+              </w:rPr>
+            </w:pPr>
             <w:r>
+              <w:rPr>
+                <w:b/>
+                <w:bCs/>
+              </w:rPr>
               <w:t>{{CO_BORROWER_NAME}}</w:t>
             </w:r>
           </w:p>
           <w:p>
+            <w:pPr>
+              <w:rPr>
+                <w:b/>
+                <w:bCs/>
+              </w:rPr>
+            </w:pPr>
             <w:r>
+              <w:rPr>
+                <w:b/>
+                <w:bCs/>
+              </w:rPr>
               <w:br/>
             </w:r>
           </w:p>
           <w:p>
+            <w:pPr>
+              <w:rPr>
+                <w:b/>
+                <w:bCs/>
+              </w:rPr>
+            </w:pPr>
             <w:r>
+              <w:rPr>
+                <w:b/>
+                <w:bCs/>
+              </w:rPr>
               <w:t>{{CO_BORROWER_PAN}}</w:t>
             </w:r>
           </w:p>
@@ -903,17 +1180,47 @@
             <w:hideMark/>
           </w:tcPr>
           <w:p>
+            <w:pPr>
+              <w:rPr>
+                <w:b/>
+                <w:bCs/>
+              </w:rPr>
+            </w:pPr>
             <w:r>
+              <w:rPr>
+                <w:b/>
+                <w:bCs/>
+              </w:rPr>
               <w:t>{{CO_BORROWER_MOBILE}}</w:t>
             </w:r>
           </w:p>
           <w:p>
+            <w:pPr>
+              <w:rPr>
+                <w:b/>
+                <w:bCs/>
+              </w:rPr>
+            </w:pPr>
             <w:r>
+              <w:rPr>
+                <w:b/>
+                <w:bCs/>
+              </w:rPr>
               <w:br/>
             </w:r>
           </w:p>
           <w:p>
+            <w:pPr>
+              <w:rPr>
+                <w:b/>
+                <w:bCs/>
+              </w:rPr>
+            </w:pPr>
             <w:r>
+              <w:rPr>
+                <w:b/>
+                <w:bCs/>
+              </w:rPr>
               <w:t>{{CO_BORROWER_EMAIL}}</w:t>
             </w:r>
           </w:p>
@@ -937,7 +1244,17 @@
             <w:hideMark/>
           </w:tcPr>
           <w:p>
+            <w:pPr>
+              <w:rPr>
+                <w:b/>
+                <w:bCs/>
+              </w:rPr>
+            </w:pPr>
             <w:r>
+              <w:rPr>
+                <w:b/>
+                <w:bCs/>
+              </w:rPr>
               <w:t>{{CO_BORROWER_PRESENT_ADDRESS}}</w:t>
             </w:r>
           </w:p>
@@ -961,7 +1278,17 @@
             <w:hideMark/>
           </w:tcPr>
           <w:p>
+            <w:pPr>
+              <w:rPr>
+                <w:b/>
+                <w:bCs/>
+              </w:rPr>
+            </w:pPr>
             <w:r>
+              <w:rPr>
+                <w:b/>
+                <w:bCs/>
+              </w:rPr>
               <w:t>{{CO_BORROWER_PERMANENT_ADDRESS}}</w:t>
             </w:r>
           </w:p>
@@ -1010,7 +1337,17 @@
             <w:hideMark/>
           </w:tcPr>
           <w:p>
+            <w:pPr>
+              <w:rPr>
+                <w:b/>
+                <w:bCs/>
+              </w:rPr>
+            </w:pPr>
             <w:r>
+              <w:rPr>
+                <w:b/>
+                <w:bCs/>
+              </w:rPr>
               <w:t>3</w:t>
             </w:r>
           </w:p>
@@ -1034,17 +1371,47 @@
             <w:hideMark/>
           </w:tcPr>
           <w:p>
+            <w:pPr>
+              <w:rPr>
+                <w:b/>
+                <w:bCs/>
+              </w:rPr>
+            </w:pPr>
             <w:r>
+              <w:rPr>
+                <w:b/>
+                <w:bCs/>
+              </w:rPr>
               <w:t>{{BORROWER_3_NAME}}</w:t>
             </w:r>
           </w:p>
           <w:p>
+            <w:pPr>
+              <w:rPr>
+                <w:b/>
+                <w:bCs/>
+              </w:rPr>
+            </w:pPr>
             <w:r>
+              <w:rPr>
+                <w:b/>
+                <w:bCs/>
+              </w:rPr>
               <w:br/>
             </w:r>
           </w:p>
           <w:p>
+            <w:pPr>
+              <w:rPr>
+                <w:b/>
+                <w:bCs/>
+              </w:rPr>
+            </w:pPr>
             <w:r>
+              <w:rPr>
+                <w:b/>
+                <w:bCs/>
+              </w:rPr>
               <w:t>{{BORROWER_3_PAN}}</w:t>
             </w:r>
           </w:p>
@@ -1068,17 +1435,47 @@
             <w:hideMark/>
           </w:tcPr>
           <w:p>
+            <w:pPr>
+              <w:rPr>
+                <w:b/>
+                <w:bCs/>
+              </w:rPr>
+            </w:pPr>
             <w:r>
+              <w:rPr>
+                <w:b/>
+                <w:bCs/>
+              </w:rPr>
               <w:t>{{BORROWER_3_MOBILE}}</w:t>
             </w:r>
           </w:p>
           <w:p>
+            <w:pPr>
+              <w:rPr>
+                <w:b/>
+                <w:bCs/>
+              </w:rPr>
+            </w:pPr>
             <w:r>
+              <w:rPr>
+                <w:b/>
+                <w:bCs/>
+              </w:rPr>
               <w:br/>
             </w:r>
           </w:p>
           <w:p>
+            <w:pPr>
+              <w:rPr>
+                <w:b/>
+                <w:bCs/>
+              </w:rPr>
+            </w:pPr>
             <w:r>
+              <w:rPr>
+                <w:b/>
+                <w:bCs/>
+              </w:rPr>
               <w:t>{{BORROWER_3_EMAIL}}</w:t>
             </w:r>
           </w:p>
@@ -1102,7 +1499,17 @@
             <w:hideMark/>
           </w:tcPr>
           <w:p>
+            <w:pPr>
+              <w:rPr>
+                <w:b/>
+                <w:bCs/>
+              </w:rPr>
+            </w:pPr>
             <w:r>
+              <w:rPr>
+                <w:b/>
+                <w:bCs/>
+              </w:rPr>
               <w:t>{{BORROWER_3_PRESENT_ADDRESS}}</w:t>
             </w:r>
           </w:p>
@@ -1126,7 +1533,17 @@
             <w:hideMark/>
           </w:tcPr>
           <w:p>
+            <w:pPr>
+              <w:rPr>
+                <w:b/>
+                <w:bCs/>
+              </w:rPr>
+            </w:pPr>
             <w:r>
+              <w:rPr>
+                <w:b/>
+                <w:bCs/>
+              </w:rPr>
               <w:t>{{BORROWER_3_PERMANENT_ADDRESS}}</w:t>
             </w:r>
           </w:p>
@@ -1154,7 +1571,7 @@
 </file>
 
 <file path=word/endnotes.xml><?xml version="1.0" encoding="utf-8"?>
-<w:endnotes xmlns:wpc="http://schemas.microsoft.com/office/word/2010/wordprocessingCanvas" xmlns:cx="http://schemas.microsoft.com/office/drawing/2014/chartex" xmlns:cx1="http://schemas.microsoft.com/office/drawing/2015/9/8/chartex" xmlns:cx2="http://schemas.microsoft.com/office/drawing/2015/10/21/chartex" xmlns:cx3="http://schemas.microsoft.com/office/drawing/2016/5/9/chartex" xmlns:cx4="http://schemas.microsoft.com/office/drawing/2016/5/10/chartex" xmlns:cx5="http://schemas.microsoft.com/office/drawing/2016/5/11/chartex" xmlns:cx6="http://schemas.microsoft.com/office/drawing/2016/5/12/chartex" xmlns:cx7="http://schemas.microsoft.com/office/drawing/2016/5/13/chartex" xmlns:cx8="http://schemas.microsoft.com/office/drawing/2016/5/14/chartex" xmlns:mc="http://schemas.openxmlformats.org/markup-compatibility/2006" xmlns:aink="http://schemas.microsoft.com/office/drawing/2016/ink" xmlns:am3d="http://schemas.microsoft.com/office/drawing/2017/model3d" xmlns:o="urn:schemas-microsoft-com:office:office" xmlns:oel="http://schemas.microsoft.com/office/2019/extlst" xmlns:r="http://schemas.openxmlformats.org/officeDocument/2006/relationships" xmlns:m="http://schemas.openxmlformats.org/officeDocument/2006/math" xmlns:v="urn:schemas-microsoft-com:vml" xmlns:wp14="http://schemas.microsoft.com/office/word/2010/wordprocessingDrawing" xmlns:wp="http://schemas.openxmlformats.org/drawingml/2006/wordprocessingDrawing" xmlns:w10="urn:schemas-microsoft-com:office:word" xmlns:w="http://schemas.openxmlformats.org/wordprocessingml/2006/main" xmlns:w14="http://schemas.microsoft.com/office/word/2010/wordml" xmlns:w15="http://schemas.microsoft.com/office/word/2012/wordml" xmlns:w16cei="http://schemas.microsoft.com/office/word/2026/wordml/cei" xmlns:w16cex="http://schemas.microsoft.com/office/word/2018/wordml/cex" xmlns:w16cid="http://schemas.microsoft.com/office/word/2016/wordml/cid" xmlns:w16="http://schemas.microsoft.com/office/word/2018/wordml" xmlns:w16du="http://schemas.microsoft.com/office/word/2023/wordml/word16du" xmlns:w16sdtdh="http://schemas.microsoft.com/office/word/2020/wordml/sdtdatahash" xmlns:w16sdtfl="http://schemas.microsoft.com/office/word/2024/wordml/sdtformatlock" xmlns:w16se="http://schemas.microsoft.com/office/word/2015/wordml/symex" xmlns:wpg="http://schemas.microsoft.com/office/word/2010/wordprocessingGroup" xmlns:wpi="http://schemas.microsoft.com/office/word/2010/wordprocessingInk" xmlns:wne="http://schemas.microsoft.com/office/word/2006/wordml" xmlns:wps="http://schemas.microsoft.com/office/word/2010/wordprocessingShape" mc:Ignorable="w14 w15 w16se w16cid w16 w16cex w16sdtdh w16sdtfl w16du wp14">
+<w:endnotes xmlns:wpc="http://schemas.microsoft.com/office/word/2010/wordprocessingCanvas" xmlns:cx="http://schemas.microsoft.com/office/drawing/2014/chartex" xmlns:cx1="http://schemas.microsoft.com/office/drawing/2015/9/8/chartex" xmlns:cx2="http://schemas.microsoft.com/office/drawing/2015/10/21/chartex" xmlns:cx3="http://schemas.microsoft.com/office/drawing/2016/5/9/chartex" xmlns:cx4="http://schemas.microsoft.com/office/drawing/2016/5/10/chartex" xmlns:cx5="http://schemas.microsoft.com/office/drawing/2016/5/11/chartex" xmlns:cx6="http://schemas.microsoft.com/office/drawing/2016/5/12/chartex" xmlns:cx7="http://schemas.microsoft.com/office/drawing/2016/5/13/chartex" xmlns:cx8="http://schemas.microsoft.com/office/drawing/2016/5/14/chartex" xmlns:mc="http://schemas.openxmlformats.org/markup-compatibility/2006" xmlns:aink="http://schemas.microsoft.com/office/drawing/2016/ink" xmlns:am3d="http://schemas.microsoft.com/office/drawing/2017/model3d" xmlns:o="urn:schemas-microsoft-com:office:office" xmlns:oel="http://schemas.microsoft.com/office/2019/extlst" xmlns:r="http://schemas.openxmlformats.org/officeDocument/2006/relationships" xmlns:m="http://schemas.openxmlformats.org/officeDocument/2006/math" xmlns:v="urn:schemas-microsoft-com:vml" xmlns:wp14="http://schemas.microsoft.com/office/word/2010/wordprocessingDrawing" xmlns:wp="http://schemas.openxmlformats.org/drawingml/2006/wordprocessingDrawing" xmlns:w10="urn:schemas-microsoft-com:office:word" xmlns:w="http://schemas.openxmlformats.org/wordprocessingml/2006/main" xmlns:w14="http://schemas.microsoft.com/office/word/2010/wordml" xmlns:w15="http://schemas.microsoft.com/office/word/2012/wordml" xmlns:w16cex="http://schemas.microsoft.com/office/word/2018/wordml/cex" xmlns:w16cid="http://schemas.microsoft.com/office/word/2016/wordml/cid" xmlns:w16="http://schemas.microsoft.com/office/word/2018/wordml" xmlns:w16du="http://schemas.microsoft.com/office/word/2023/wordml/word16du" xmlns:w16sdtdh="http://schemas.microsoft.com/office/word/2020/wordml/sdtdatahash" xmlns:w16sdtfl="http://schemas.microsoft.com/office/word/2024/wordml/sdtformatlock" xmlns:w16se="http://schemas.microsoft.com/office/word/2015/wordml/symex" xmlns:wpg="http://schemas.microsoft.com/office/word/2010/wordprocessingGroup" xmlns:wpi="http://schemas.microsoft.com/office/word/2010/wordprocessingInk" xmlns:wne="http://schemas.microsoft.com/office/word/2006/wordml" xmlns:wps="http://schemas.microsoft.com/office/word/2010/wordprocessingShape" mc:Ignorable="w14 w15 w16se w16cid w16 w16cex w16sdtdh w16sdtfl w16du wp14">
   <w:endnote w:type="separator" w:id="-1">
     <w:p>
       <w:pPr>
@@ -1179,7 +1596,7 @@
 </file>
 
 <file path=word/footer1.xml><?xml version="1.0" encoding="utf-8"?>
-<w:ftr xmlns:wpc="http://schemas.microsoft.com/office/word/2010/wordprocessingCanvas" xmlns:cx="http://schemas.microsoft.com/office/drawing/2014/chartex" xmlns:cx1="http://schemas.microsoft.com/office/drawing/2015/9/8/chartex" xmlns:cx2="http://schemas.microsoft.com/office/drawing/2015/10/21/chartex" xmlns:cx3="http://schemas.microsoft.com/office/drawing/2016/5/9/chartex" xmlns:cx4="http://schemas.microsoft.com/office/drawing/2016/5/10/chartex" xmlns:cx5="http://schemas.microsoft.com/office/drawing/2016/5/11/chartex" xmlns:cx6="http://schemas.microsoft.com/office/drawing/2016/5/12/chartex" xmlns:cx7="http://schemas.microsoft.com/office/drawing/2016/5/13/chartex" xmlns:cx8="http://schemas.microsoft.com/office/drawing/2016/5/14/chartex" xmlns:mc="http://schemas.openxmlformats.org/markup-compatibility/2006" xmlns:aink="http://schemas.microsoft.com/office/drawing/2016/ink" xmlns:am3d="http://schemas.microsoft.com/office/drawing/2017/model3d" xmlns:o="urn:schemas-microsoft-com:office:office" xmlns:oel="http://schemas.microsoft.com/office/2019/extlst" xmlns:r="http://schemas.openxmlformats.org/officeDocument/2006/relationships" xmlns:m="http://schemas.openxmlformats.org/officeDocument/2006/math" xmlns:v="urn:schemas-microsoft-com:vml" xmlns:wp14="http://schemas.microsoft.com/office/word/2010/wordprocessingDrawing" xmlns:wp="http://schemas.openxmlformats.org/drawingml/2006/wordprocessingDrawing" xmlns:w10="urn:schemas-microsoft-com:office:word" xmlns:w="http://schemas.openxmlformats.org/wordprocessingml/2006/main" xmlns:w14="http://schemas.microsoft.com/office/word/2010/wordml" xmlns:w15="http://schemas.microsoft.com/office/word/2012/wordml" xmlns:w16cei="http://schemas.microsoft.com/office/word/2026/wordml/cei" xmlns:w16cex="http://schemas.microsoft.com/office/word/2018/wordml/cex" xmlns:w16cid="http://schemas.microsoft.com/office/word/2016/wordml/cid" xmlns:w16="http://schemas.microsoft.com/office/word/2018/wordml" xmlns:w16du="http://schemas.microsoft.com/office/word/2023/wordml/word16du" xmlns:w16sdtdh="http://schemas.microsoft.com/office/word/2020/wordml/sdtdatahash" xmlns:w16sdtfl="http://schemas.microsoft.com/office/word/2024/wordml/sdtformatlock" xmlns:w16se="http://schemas.microsoft.com/office/word/2015/wordml/symex" xmlns:wpg="http://schemas.microsoft.com/office/word/2010/wordprocessingGroup" xmlns:wpi="http://schemas.microsoft.com/office/word/2010/wordprocessingInk" xmlns:wne="http://schemas.microsoft.com/office/word/2006/wordml" xmlns:wps="http://schemas.microsoft.com/office/word/2010/wordprocessingShape" mc:Ignorable="w14 w15 w16se w16cid w16 w16cex w16sdtdh w16sdtfl w16du wp14">
+<w:ftr xmlns:wpc="http://schemas.microsoft.com/office/word/2010/wordprocessingCanvas" xmlns:cx="http://schemas.microsoft.com/office/drawing/2014/chartex" xmlns:cx1="http://schemas.microsoft.com/office/drawing/2015/9/8/chartex" xmlns:cx2="http://schemas.microsoft.com/office/drawing/2015/10/21/chartex" xmlns:cx3="http://schemas.microsoft.com/office/drawing/2016/5/9/chartex" xmlns:cx4="http://schemas.microsoft.com/office/drawing/2016/5/10/chartex" xmlns:cx5="http://schemas.microsoft.com/office/drawing/2016/5/11/chartex" xmlns:cx6="http://schemas.microsoft.com/office/drawing/2016/5/12/chartex" xmlns:cx7="http://schemas.microsoft.com/office/drawing/2016/5/13/chartex" xmlns:cx8="http://schemas.microsoft.com/office/drawing/2016/5/14/chartex" xmlns:mc="http://schemas.openxmlformats.org/markup-compatibility/2006" xmlns:aink="http://schemas.microsoft.com/office/drawing/2016/ink" xmlns:am3d="http://schemas.microsoft.com/office/drawing/2017/model3d" xmlns:o="urn:schemas-microsoft-com:office:office" xmlns:oel="http://schemas.microsoft.com/office/2019/extlst" xmlns:r="http://schemas.openxmlformats.org/officeDocument/2006/relationships" xmlns:m="http://schemas.openxmlformats.org/officeDocument/2006/math" xmlns:v="urn:schemas-microsoft-com:vml" xmlns:wp14="http://schemas.microsoft.com/office/word/2010/wordprocessingDrawing" xmlns:wp="http://schemas.openxmlformats.org/drawingml/2006/wordprocessingDrawing" xmlns:w10="urn:schemas-microsoft-com:office:word" xmlns:w="http://schemas.openxmlformats.org/wordprocessingml/2006/main" xmlns:w14="http://schemas.microsoft.com/office/word/2010/wordml" xmlns:w15="http://schemas.microsoft.com/office/word/2012/wordml" xmlns:w16cex="http://schemas.microsoft.com/office/word/2018/wordml/cex" xmlns:w16cid="http://schemas.microsoft.com/office/word/2016/wordml/cid" xmlns:w16="http://schemas.microsoft.com/office/word/2018/wordml" xmlns:w16du="http://schemas.microsoft.com/office/word/2023/wordml/word16du" xmlns:w16sdtdh="http://schemas.microsoft.com/office/word/2020/wordml/sdtdatahash" xmlns:w16sdtfl="http://schemas.microsoft.com/office/word/2024/wordml/sdtformatlock" xmlns:w16se="http://schemas.microsoft.com/office/word/2015/wordml/symex" xmlns:wpg="http://schemas.microsoft.com/office/word/2010/wordprocessingGroup" xmlns:wpi="http://schemas.microsoft.com/office/word/2010/wordprocessingInk" xmlns:wne="http://schemas.microsoft.com/office/word/2006/wordml" xmlns:wps="http://schemas.microsoft.com/office/word/2010/wordprocessingShape" mc:Ignorable="w14 w15 w16se w16cid w16 w16cex w16sdtdh w16sdtfl w16du wp14">
   <w:sdt>
     <w:sdtPr>
       <w:id w:val="497310437"/>
@@ -1246,7 +1663,7 @@
 </file>
 
 <file path=word/footnotes.xml><?xml version="1.0" encoding="utf-8"?>
-<w:footnotes xmlns:wpc="http://schemas.microsoft.com/office/word/2010/wordprocessingCanvas" xmlns:cx="http://schemas.microsoft.com/office/drawing/2014/chartex" xmlns:cx1="http://schemas.microsoft.com/office/drawing/2015/9/8/chartex" xmlns:cx2="http://schemas.microsoft.com/office/drawing/2015/10/21/chartex" xmlns:cx3="http://schemas.microsoft.com/office/drawing/2016/5/9/chartex" xmlns:cx4="http://schemas.microsoft.com/office/drawing/2016/5/10/chartex" xmlns:cx5="http://schemas.microsoft.com/office/drawing/2016/5/11/chartex" xmlns:cx6="http://schemas.microsoft.com/office/drawing/2016/5/12/chartex" xmlns:cx7="http://schemas.microsoft.com/office/drawing/2016/5/13/chartex" xmlns:cx8="http://schemas.microsoft.com/office/drawing/2016/5/14/chartex" xmlns:mc="http://schemas.openxmlformats.org/markup-compatibility/2006" xmlns:aink="http://schemas.microsoft.com/office/drawing/2016/ink" xmlns:am3d="http://schemas.microsoft.com/office/drawing/2017/model3d" xmlns:o="urn:schemas-microsoft-com:office:office" xmlns:oel="http://schemas.microsoft.com/office/2019/extlst" xmlns:r="http://schemas.openxmlformats.org/officeDocument/2006/relationships" xmlns:m="http://schemas.openxmlformats.org/officeDocument/2006/math" xmlns:v="urn:schemas-microsoft-com:vml" xmlns:wp14="http://schemas.microsoft.com/office/word/2010/wordprocessingDrawing" xmlns:wp="http://schemas.openxmlformats.org/drawingml/2006/wordprocessingDrawing" xmlns:w10="urn:schemas-microsoft-com:office:word" xmlns:w="http://schemas.openxmlformats.org/wordprocessingml/2006/main" xmlns:w14="http://schemas.microsoft.com/office/word/2010/wordml" xmlns:w15="http://schemas.microsoft.com/office/word/2012/wordml" xmlns:w16cei="http://schemas.microsoft.com/office/word/2026/wordml/cei" xmlns:w16cex="http://schemas.microsoft.com/office/word/2018/wordml/cex" xmlns:w16cid="http://schemas.microsoft.com/office/word/2016/wordml/cid" xmlns:w16="http://schemas.microsoft.com/office/word/2018/wordml" xmlns:w16du="http://schemas.microsoft.com/office/word/2023/wordml/word16du" xmlns:w16sdtdh="http://schemas.microsoft.com/office/word/2020/wordml/sdtdatahash" xmlns:w16sdtfl="http://schemas.microsoft.com/office/word/2024/wordml/sdtformatlock" xmlns:w16se="http://schemas.microsoft.com/office/word/2015/wordml/symex" xmlns:wpg="http://schemas.microsoft.com/office/word/2010/wordprocessingGroup" xmlns:wpi="http://schemas.microsoft.com/office/word/2010/wordprocessingInk" xmlns:wne="http://schemas.microsoft.com/office/word/2006/wordml" xmlns:wps="http://schemas.microsoft.com/office/word/2010/wordprocessingShape" mc:Ignorable="w14 w15 w16se w16cid w16 w16cex w16sdtdh w16sdtfl w16du wp14">
+<w:footnotes xmlns:wpc="http://schemas.microsoft.com/office/word/2010/wordprocessingCanvas" xmlns:cx="http://schemas.microsoft.com/office/drawing/2014/chartex" xmlns:cx1="http://schemas.microsoft.com/office/drawing/2015/9/8/chartex" xmlns:cx2="http://schemas.microsoft.com/office/drawing/2015/10/21/chartex" xmlns:cx3="http://schemas.microsoft.com/office/drawing/2016/5/9/chartex" xmlns:cx4="http://schemas.microsoft.com/office/drawing/2016/5/10/chartex" xmlns:cx5="http://schemas.microsoft.com/office/drawing/2016/5/11/chartex" xmlns:cx6="http://schemas.microsoft.com/office/drawing/2016/5/12/chartex" xmlns:cx7="http://schemas.microsoft.com/office/drawing/2016/5/13/chartex" xmlns:cx8="http://schemas.microsoft.com/office/drawing/2016/5/14/chartex" xmlns:mc="http://schemas.openxmlformats.org/markup-compatibility/2006" xmlns:aink="http://schemas.microsoft.com/office/drawing/2016/ink" xmlns:am3d="http://schemas.microsoft.com/office/drawing/2017/model3d" xmlns:o="urn:schemas-microsoft-com:office:office" xmlns:oel="http://schemas.microsoft.com/office/2019/extlst" xmlns:r="http://schemas.openxmlformats.org/officeDocument/2006/relationships" xmlns:m="http://schemas.openxmlformats.org/officeDocument/2006/math" xmlns:v="urn:schemas-microsoft-com:vml" xmlns:wp14="http://schemas.microsoft.com/office/word/2010/wordprocessingDrawing" xmlns:wp="http://schemas.openxmlformats.org/drawingml/2006/wordprocessingDrawing" xmlns:w10="urn:schemas-microsoft-com:office:word" xmlns:w="http://schemas.openxmlformats.org/wordprocessingml/2006/main" xmlns:w14="http://schemas.microsoft.com/office/word/2010/wordml" xmlns:w15="http://schemas.microsoft.com/office/word/2012/wordml" xmlns:w16cex="http://schemas.microsoft.com/office/word/2018/wordml/cex" xmlns:w16cid="http://schemas.microsoft.com/office/word/2016/wordml/cid" xmlns:w16="http://schemas.microsoft.com/office/word/2018/wordml" xmlns:w16du="http://schemas.microsoft.com/office/word/2023/wordml/word16du" xmlns:w16sdtdh="http://schemas.microsoft.com/office/word/2020/wordml/sdtdatahash" xmlns:w16sdtfl="http://schemas.microsoft.com/office/word/2024/wordml/sdtformatlock" xmlns:w16se="http://schemas.microsoft.com/office/word/2015/wordml/symex" xmlns:wpg="http://schemas.microsoft.com/office/word/2010/wordprocessingGroup" xmlns:wpi="http://schemas.microsoft.com/office/word/2010/wordprocessingInk" xmlns:wne="http://schemas.microsoft.com/office/word/2006/wordml" xmlns:wps="http://schemas.microsoft.com/office/word/2010/wordprocessingShape" mc:Ignorable="w14 w15 w16se w16cid w16 w16cex w16sdtdh w16sdtfl w16du wp14">
   <w:footnote w:type="separator" w:id="-1">
     <w:p>
       <w:pPr>
@@ -1271,7 +1688,7 @@
 </file>
 
 <file path=word/numbering.xml><?xml version="1.0" encoding="utf-8"?>
-<w:numbering xmlns:wpc="http://schemas.microsoft.com/office/word/2010/wordprocessingCanvas" xmlns:cx="http://schemas.microsoft.com/office/drawing/2014/chartex" xmlns:cx1="http://schemas.microsoft.com/office/drawing/2015/9/8/chartex" xmlns:cx2="http://schemas.microsoft.com/office/drawing/2015/10/21/chartex" xmlns:cx3="http://schemas.microsoft.com/office/drawing/2016/5/9/chartex" xmlns:cx4="http://schemas.microsoft.com/office/drawing/2016/5/10/chartex" xmlns:cx5="http://schemas.microsoft.com/office/drawing/2016/5/11/chartex" xmlns:cx6="http://schemas.microsoft.com/office/drawing/2016/5/12/chartex" xmlns:cx7="http://schemas.microsoft.com/office/drawing/2016/5/13/chartex" xmlns:cx8="http://schemas.microsoft.com/office/drawing/2016/5/14/chartex" xmlns:mc="http://schemas.openxmlformats.org/markup-compatibility/2006" xmlns:aink="http://schemas.microsoft.com/office/drawing/2016/ink" xmlns:am3d="http://schemas.microsoft.com/office/drawing/2017/model3d" xmlns:o="urn:schemas-microsoft-com:office:office" xmlns:oel="http://schemas.microsoft.com/office/2019/extlst" xmlns:r="http://schemas.openxmlformats.org/officeDocument/2006/relationships" xmlns:m="http://schemas.openxmlformats.org/officeDocument/2006/math" xmlns:v="urn:schemas-microsoft-com:vml" xmlns:wp14="http://schemas.microsoft.com/office/word/2010/wordprocessingDrawing" xmlns:wp="http://schemas.openxmlformats.org/drawingml/2006/wordprocessingDrawing" xmlns:w10="urn:schemas-microsoft-com:office:word" xmlns:w="http://schemas.openxmlformats.org/wordprocessingml/2006/main" xmlns:w14="http://schemas.microsoft.com/office/word/2010/wordml" xmlns:w15="http://schemas.microsoft.com/office/word/2012/wordml" xmlns:w16cei="http://schemas.microsoft.com/office/word/2026/wordml/cei" xmlns:w16cex="http://schemas.microsoft.com/office/word/2018/wordml/cex" xmlns:w16cid="http://schemas.microsoft.com/office/word/2016/wordml/cid" xmlns:w16="http://schemas.microsoft.com/office/word/2018/wordml" xmlns:w16du="http://schemas.microsoft.com/office/word/2023/wordml/word16du" xmlns:w16sdtdh="http://schemas.microsoft.com/office/word/2020/wordml/sdtdatahash" xmlns:w16sdtfl="http://schemas.microsoft.com/office/word/2024/wordml/sdtformatlock" xmlns:w16se="http://schemas.microsoft.com/office/word/2015/wordml/symex" xmlns:wpg="http://schemas.microsoft.com/office/word/2010/wordprocessingGroup" xmlns:wpi="http://schemas.microsoft.com/office/word/2010/wordprocessingInk" xmlns:wne="http://schemas.microsoft.com/office/word/2006/wordml" xmlns:wps="http://schemas.microsoft.com/office/word/2010/wordprocessingShape" mc:Ignorable="w14 w15 w16se w16cid w16 w16cex w16sdtdh w16sdtfl w16du wp14">
+<w:numbering xmlns:wpc="http://schemas.microsoft.com/office/word/2010/wordprocessingCanvas" xmlns:cx="http://schemas.microsoft.com/office/drawing/2014/chartex" xmlns:cx1="http://schemas.microsoft.com/office/drawing/2015/9/8/chartex" xmlns:cx2="http://schemas.microsoft.com/office/drawing/2015/10/21/chartex" xmlns:cx3="http://schemas.microsoft.com/office/drawing/2016/5/9/chartex" xmlns:cx4="http://schemas.microsoft.com/office/drawing/2016/5/10/chartex" xmlns:cx5="http://schemas.microsoft.com/office/drawing/2016/5/11/chartex" xmlns:cx6="http://schemas.microsoft.com/office/drawing/2016/5/12/chartex" xmlns:cx7="http://schemas.microsoft.com/office/drawing/2016/5/13/chartex" xmlns:cx8="http://schemas.microsoft.com/office/drawing/2016/5/14/chartex" xmlns:mc="http://schemas.openxmlformats.org/markup-compatibility/2006" xmlns:aink="http://schemas.microsoft.com/office/drawing/2016/ink" xmlns:am3d="http://schemas.microsoft.com/office/drawing/2017/model3d" xmlns:o="urn:schemas-microsoft-com:office:office" xmlns:oel="http://schemas.microsoft.com/office/2019/extlst" xmlns:r="http://schemas.openxmlformats.org/officeDocument/2006/relationships" xmlns:m="http://schemas.openxmlformats.org/officeDocument/2006/math" xmlns:v="urn:schemas-microsoft-com:vml" xmlns:wp14="http://schemas.microsoft.com/office/word/2010/wordprocessingDrawing" xmlns:wp="http://schemas.openxmlformats.org/drawingml/2006/wordprocessingDrawing" xmlns:w10="urn:schemas-microsoft-com:office:word" xmlns:w="http://schemas.openxmlformats.org/wordprocessingml/2006/main" xmlns:w14="http://schemas.microsoft.com/office/word/2010/wordml" xmlns:w15="http://schemas.microsoft.com/office/word/2012/wordml" xmlns:w16cex="http://schemas.microsoft.com/office/word/2018/wordml/cex" xmlns:w16cid="http://schemas.microsoft.com/office/word/2016/wordml/cid" xmlns:w16="http://schemas.microsoft.com/office/word/2018/wordml" xmlns:w16du="http://schemas.microsoft.com/office/word/2023/wordml/word16du" xmlns:w16sdtdh="http://schemas.microsoft.com/office/word/2020/wordml/sdtdatahash" xmlns:w16sdtfl="http://schemas.microsoft.com/office/word/2024/wordml/sdtformatlock" xmlns:w16se="http://schemas.microsoft.com/office/word/2015/wordml/symex" xmlns:wpg="http://schemas.microsoft.com/office/word/2010/wordprocessingGroup" xmlns:wpi="http://schemas.microsoft.com/office/word/2010/wordprocessingInk" xmlns:wne="http://schemas.microsoft.com/office/word/2006/wordml" xmlns:wps="http://schemas.microsoft.com/office/word/2010/wordprocessingShape" mc:Ignorable="w14 w15 w16se w16cid w16 w16cex w16sdtdh w16sdtfl w16du wp14">
   <w:abstractNum w:abstractNumId="0" w15:restartNumberingAfterBreak="0">
     <w:nsid w:val="067B5AF3"/>
     <w:multiLevelType w:val="multilevel"/>
@@ -2922,7 +3339,6 @@
   <w:style w:type="character" w:default="1" w:styleId="DefaultParagraphFont">
     <w:name w:val="Default Paragraph Font"/>
     <w:uiPriority w:val="1"/>
-    <w:semiHidden/>
     <w:unhideWhenUsed/>
   </w:style>
   <w:style w:type="table" w:default="1" w:styleId="TableNormal">
